--- a/src/templates/template_Movement_Sheet_v2.docx
+++ b/src/templates/template_Movement_Sheet_v2.docx
@@ -251,6 +251,8 @@
                             </w:pPr>
                             <w:r>
                               <w:rPr>
+                                <w:b/>
+                                <w:bCs/>
                                 <w:sz w:val="14"/>
                                 <w:szCs w:val="14"/>
                                 <w:lang w:val="en-US"/>
@@ -293,7 +295,6 @@
                                 <w:lang w:val="en-US"/>
                               </w:rPr>
                             </w:pPr>
-                            <w:proofErr w:type="gramStart"/>
                             <w:r>
                               <w:rPr>
                                 <w:b/>
@@ -304,6 +305,14 @@
                             </w:r>
                             <w:r>
                               <w:rPr>
+                                <w:b/>
+                                <w:sz w:val="14"/>
+                                <w:szCs w:val="14"/>
+                              </w:rPr>
+                              <w:t xml:space="preserve"> </w:t>
+                            </w:r>
+                            <w:r>
+                              <w:rPr>
                                 <w:sz w:val="14"/>
                                 <w:szCs w:val="14"/>
                                 <w:lang w:val="en-US"/>
@@ -311,7 +320,6 @@
                               <w:t>{</w:t>
                             </w:r>
                             <w:proofErr w:type="spellStart"/>
-                            <w:proofErr w:type="gramEnd"/>
                             <w:r>
                               <w:rPr>
                                 <w:sz w:val="14"/>
@@ -351,6 +359,8 @@
                             </w:pPr>
                             <w:r>
                               <w:rPr>
+                                <w:b/>
+                                <w:bCs/>
                                 <w:sz w:val="14"/>
                                 <w:szCs w:val="14"/>
                                 <w:lang w:val="en-US"/>
@@ -568,7 +578,15 @@
                         </w:rPr>
                       </w:pPr>
                       <w:r>
-                        <w:t>{#header_show}{#header_logo_only}</w:t>
+                        <w:t>{#header_</w:t>
+                      </w:r>
+                      <w:proofErr w:type="gramStart"/>
+                      <w:r>
+                        <w:t>show}{</w:t>
+                      </w:r>
+                      <w:proofErr w:type="gramEnd"/>
+                      <w:r>
+                        <w:t>#header_logo_only}</w:t>
                       </w:r>
                       <w:r>
                         <w:t>{</w:t>
@@ -730,6 +748,8 @@
                       </w:pPr>
                       <w:r>
                         <w:rPr>
+                          <w:b/>
+                          <w:bCs/>
                           <w:sz w:val="14"/>
                           <w:szCs w:val="14"/>
                           <w:lang w:val="en-US"/>
@@ -782,6 +802,14 @@
                       </w:r>
                       <w:r>
                         <w:rPr>
+                          <w:b/>
+                          <w:sz w:val="14"/>
+                          <w:szCs w:val="14"/>
+                        </w:rPr>
+                        <w:t xml:space="preserve"> </w:t>
+                      </w:r>
+                      <w:r>
+                        <w:rPr>
                           <w:sz w:val="14"/>
                           <w:szCs w:val="14"/>
                           <w:lang w:val="en-US"/>
@@ -828,6 +856,8 @@
                       </w:pPr>
                       <w:r>
                         <w:rPr>
+                          <w:b/>
+                          <w:bCs/>
                           <w:sz w:val="14"/>
                           <w:szCs w:val="14"/>
                           <w:lang w:val="en-US"/>
@@ -3561,23 +3591,7 @@
                 <w:sz w:val="20"/>
                 <w:szCs w:val="20"/>
               </w:rPr>
-              <w:t>}</w:t>
-            </w:r>
-            <w:r>
-              <w:rPr>
-                <w:rFonts w:ascii="Arial" w:hAnsi="Arial"/>
-                <w:sz w:val="20"/>
-                <w:szCs w:val="20"/>
-              </w:rPr>
-              <w:t xml:space="preserve"> </w:t>
-            </w:r>
-            <w:r>
-              <w:rPr>
-                <w:rFonts w:ascii="Arial" w:hAnsi="Arial"/>
-                <w:sz w:val="20"/>
-                <w:szCs w:val="20"/>
-              </w:rPr>
-              <w:t>{/</w:t>
+              <w:t>} {/</w:t>
             </w:r>
             <w:proofErr w:type="spellStart"/>
             <w:r>
@@ -5830,6 +5844,7 @@
   <w:style w:type="character" w:default="1" w:styleId="DefaultParagraphFont">
     <w:name w:val="Default Paragraph Font"/>
     <w:uiPriority w:val="1"/>
+    <w:semiHidden/>
     <w:unhideWhenUsed/>
   </w:style>
   <w:style w:type="table" w:default="1" w:styleId="TableNormal">

--- a/src/templates/template_Movement_Sheet_v2.docx
+++ b/src/templates/template_Movement_Sheet_v2.docx
@@ -27,10 +27,10 @@
         <mc:AlternateContent>
           <mc:Choice Requires="wps">
             <w:drawing>
-              <wp:anchor distT="0" distB="0" distL="114300" distR="114300" simplePos="0" relativeHeight="251660288" behindDoc="0" locked="0" layoutInCell="1" allowOverlap="1" wp14:anchorId="1DB04DF8" wp14:editId="488784B0">
+              <wp:anchor distT="0" distB="0" distL="114300" distR="114300" simplePos="0" relativeHeight="251660288" behindDoc="0" locked="0" layoutInCell="1" allowOverlap="1" wp14:anchorId="1DB04DF8" wp14:editId="73F7B33B">
                 <wp:simplePos x="0" y="0"/>
                 <wp:positionH relativeFrom="margin">
-                  <wp:align>right</wp:align>
+                  <wp:posOffset>1845310</wp:posOffset>
                 </wp:positionH>
                 <wp:positionV relativeFrom="paragraph">
                   <wp:posOffset>-252730</wp:posOffset>
@@ -81,15 +81,7 @@
                               </w:rPr>
                             </w:pPr>
                             <w:r>
-                              <w:t>{#header_</w:t>
-                            </w:r>
-                            <w:proofErr w:type="gramStart"/>
-                            <w:r>
-                              <w:t>show}{</w:t>
-                            </w:r>
-                            <w:proofErr w:type="gramEnd"/>
-                            <w:r>
-                              <w:t>#header_logo_only}</w:t>
+                              <w:t>{#header_show}{#header_logo_only}</w:t>
                             </w:r>
                             <w:r>
                               <w:t>{</w:t>
@@ -567,7 +559,7 @@
                 <v:stroke joinstyle="miter"/>
                 <v:path gradientshapeok="t" o:connecttype="rect"/>
               </v:shapetype>
-              <v:shape id="Text Box 5" o:spid="_x0000_s1026" type="#_x0000_t202" style="position:absolute;margin-left:334.3pt;margin-top:-19.9pt;width:385.5pt;height:144.75pt;z-index:251660288;visibility:visible;mso-wrap-style:square;mso-width-percent:0;mso-wrap-distance-left:9pt;mso-wrap-distance-top:0;mso-wrap-distance-right:9pt;mso-wrap-distance-bottom:0;mso-position-horizontal:right;mso-position-horizontal-relative:margin;mso-position-vertical:absolute;mso-position-vertical-relative:text;mso-width-percent:0;mso-width-relative:margin;v-text-anchor:top" o:gfxdata="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" filled="f" stroked="f">
+              <v:shape id="Text Box 5" o:spid="_x0000_s1026" type="#_x0000_t202" style="position:absolute;margin-left:145.3pt;margin-top:-19.9pt;width:385.5pt;height:144.75pt;z-index:251660288;visibility:visible;mso-wrap-style:square;mso-width-percent:0;mso-wrap-distance-left:9pt;mso-wrap-distance-top:0;mso-wrap-distance-right:9pt;mso-wrap-distance-bottom:0;mso-position-horizontal:absolute;mso-position-horizontal-relative:margin;mso-position-vertical:absolute;mso-position-vertical-relative:text;mso-width-percent:0;mso-width-relative:margin;v-text-anchor:top" o:gfxdata="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" filled="f" stroked="f">
                 <v:textbox>
                   <w:txbxContent>
                     <w:p>
@@ -578,15 +570,7 @@
                         </w:rPr>
                       </w:pPr>
                       <w:r>
-                        <w:t>{#header_</w:t>
-                      </w:r>
-                      <w:proofErr w:type="gramStart"/>
-                      <w:r>
-                        <w:t>show}{</w:t>
-                      </w:r>
-                      <w:proofErr w:type="gramEnd"/>
-                      <w:r>
-                        <w:t>#header_logo_only}</w:t>
+                        <w:t>{#header_show}{#header_logo_only}</w:t>
                       </w:r>
                       <w:r>
                         <w:t>{</w:t>
@@ -1056,10 +1040,10 @@
         <mc:AlternateContent>
           <mc:Choice Requires="wps">
             <w:drawing>
-              <wp:anchor distT="0" distB="0" distL="114300" distR="114300" simplePos="0" relativeHeight="251659264" behindDoc="0" locked="0" layoutInCell="1" allowOverlap="1" wp14:anchorId="328FD266" wp14:editId="1F4C3E0A">
+              <wp:anchor distT="0" distB="0" distL="114300" distR="114300" simplePos="0" relativeHeight="251659264" behindDoc="0" locked="0" layoutInCell="1" allowOverlap="1" wp14:anchorId="328FD266" wp14:editId="064BC9CB">
                 <wp:simplePos x="0" y="0"/>
                 <wp:positionH relativeFrom="column">
-                  <wp:posOffset>-257175</wp:posOffset>
+                  <wp:posOffset>-38100</wp:posOffset>
                 </wp:positionH>
                 <wp:positionV relativeFrom="paragraph">
                   <wp:posOffset>-259715</wp:posOffset>
@@ -1104,15 +1088,7 @@
                         <w:txbxContent>
                           <w:p>
                             <w:r>
-                              <w:t>{#header_</w:t>
-                            </w:r>
-                            <w:proofErr w:type="gramStart"/>
-                            <w:r>
-                              <w:t>show}{</w:t>
-                            </w:r>
-                            <w:proofErr w:type="gramEnd"/>
-                            <w:r>
-                              <w:t>#header_logo_only}</w:t>
+                              <w:t>{#header_show}{#header_logo_only}</w:t>
                             </w:r>
                             <w:r>
                               <w:t>{%header_logo}</w:t>
@@ -1169,20 +1145,12 @@
           </mc:Choice>
           <mc:Fallback>
             <w:pict>
-              <v:shape w14:anchorId="328FD266" id="Text Box 4" o:spid="_x0000_s1027" type="#_x0000_t202" style="position:absolute;margin-left:-20.25pt;margin-top:-20.45pt;width:306.75pt;height:129pt;z-index:251659264;visibility:visible;mso-wrap-style:square;mso-width-percent:0;mso-height-percent:0;mso-wrap-distance-left:9pt;mso-wrap-distance-top:0;mso-wrap-distance-right:9pt;mso-wrap-distance-bottom:0;mso-position-horizontal:absolute;mso-position-horizontal-relative:text;mso-position-vertical:absolute;mso-position-vertical-relative:text;mso-width-percent:0;mso-height-percent:0;mso-width-relative:margin;mso-height-relative:margin;v-text-anchor:top" o:gfxdata="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" filled="f" stroked="f">
+              <v:shape w14:anchorId="328FD266" id="Text Box 4" o:spid="_x0000_s1027" type="#_x0000_t202" style="position:absolute;margin-left:-3pt;margin-top:-20.45pt;width:306.75pt;height:129pt;z-index:251659264;visibility:visible;mso-wrap-style:square;mso-width-percent:0;mso-height-percent:0;mso-wrap-distance-left:9pt;mso-wrap-distance-top:0;mso-wrap-distance-right:9pt;mso-wrap-distance-bottom:0;mso-position-horizontal:absolute;mso-position-horizontal-relative:text;mso-position-vertical:absolute;mso-position-vertical-relative:text;mso-width-percent:0;mso-height-percent:0;mso-width-relative:margin;mso-height-relative:margin;v-text-anchor:top" o:gfxdata="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" filled="f" stroked="f">
                 <v:textbox>
                   <w:txbxContent>
                     <w:p>
                       <w:r>
-                        <w:t>{#header_</w:t>
-                      </w:r>
-                      <w:proofErr w:type="gramStart"/>
-                      <w:r>
-                        <w:t>show}{</w:t>
-                      </w:r>
-                      <w:proofErr w:type="gramEnd"/>
-                      <w:r>
-                        <w:t>#header_logo_only}</w:t>
+                        <w:t>{#header_show}{#header_logo_only}</w:t>
                       </w:r>
                       <w:r>
                         <w:t>{%header_logo}</w:t>
@@ -1361,7 +1329,6 @@
               <w:t>Movement_Sheet__</w:t>
             </w:r>
             <w:proofErr w:type="spellStart"/>
-            <w:proofErr w:type="gramStart"/>
             <w:r>
               <w:rPr>
                 <w:rFonts w:ascii="Arial" w:hAnsi="Arial"/>
@@ -1381,7 +1348,6 @@
               <w:t>.Name</w:t>
             </w:r>
             <w:proofErr w:type="spellEnd"/>
-            <w:proofErr w:type="gramEnd"/>
             <w:r>
               <w:rPr>
                 <w:rFonts w:ascii="Arial" w:hAnsi="Arial"/>
@@ -1498,9 +1464,8 @@
                 <w:szCs w:val="20"/>
                 <w:lang w:val="en-US"/>
               </w:rPr>
-              <w:t>{Movement_Sheet__</w:t>
-            </w:r>
-            <w:proofErr w:type="gramStart"/>
+              <w:t>{Movement_Sheet__c.</w:t>
+            </w:r>
             <w:r>
               <w:rPr>
                 <w:rFonts w:ascii="Arial" w:hAnsi="Arial"/>
@@ -1508,8 +1473,9 @@
                 <w:szCs w:val="20"/>
                 <w:lang w:val="en-US"/>
               </w:rPr>
-              <w:t>c.</w:t>
-            </w:r>
+              <w:t>Grower_</w:t>
+            </w:r>
+            <w:proofErr w:type="spellStart"/>
             <w:r>
               <w:rPr>
                 <w:rFonts w:ascii="Arial" w:hAnsi="Arial"/>
@@ -1517,9 +1483,9 @@
                 <w:szCs w:val="20"/>
                 <w:lang w:val="en-US"/>
               </w:rPr>
-              <w:t>Grower</w:t>
-            </w:r>
-            <w:proofErr w:type="gramEnd"/>
+              <w:t>BillingPostalCode</w:t>
+            </w:r>
+            <w:proofErr w:type="spellEnd"/>
             <w:r>
               <w:rPr>
                 <w:rFonts w:ascii="Arial" w:hAnsi="Arial"/>
@@ -1527,9 +1493,8 @@
                 <w:szCs w:val="20"/>
                 <w:lang w:val="en-US"/>
               </w:rPr>
-              <w:t>_</w:t>
-            </w:r>
-            <w:proofErr w:type="spellStart"/>
+              <w:t>__c</w:t>
+            </w:r>
             <w:r>
               <w:rPr>
                 <w:rFonts w:ascii="Arial" w:hAnsi="Arial"/>
@@ -1537,25 +1502,6 @@
                 <w:szCs w:val="20"/>
                 <w:lang w:val="en-US"/>
               </w:rPr>
-              <w:t>BillingPostalCode</w:t>
-            </w:r>
-            <w:proofErr w:type="spellEnd"/>
-            <w:r>
-              <w:rPr>
-                <w:rFonts w:ascii="Arial" w:hAnsi="Arial"/>
-                <w:sz w:val="20"/>
-                <w:szCs w:val="20"/>
-                <w:lang w:val="en-US"/>
-              </w:rPr>
-              <w:t>__c</w:t>
-            </w:r>
-            <w:r>
-              <w:rPr>
-                <w:rFonts w:ascii="Arial" w:hAnsi="Arial"/>
-                <w:sz w:val="20"/>
-                <w:szCs w:val="20"/>
-                <w:lang w:val="en-US"/>
-              </w:rPr>
               <w:t>}</w:t>
             </w:r>
           </w:p>
@@ -1602,33 +1548,15 @@
                 <w:sz w:val="20"/>
                 <w:szCs w:val="20"/>
               </w:rPr>
-              <w:t>{Movement_Sheet__</w:t>
-            </w:r>
-            <w:proofErr w:type="gramStart"/>
-            <w:r>
-              <w:rPr>
-                <w:rFonts w:ascii="Arial" w:hAnsi="Arial"/>
-                <w:sz w:val="20"/>
-                <w:szCs w:val="20"/>
-              </w:rPr>
-              <w:t>c.</w:t>
-            </w:r>
-            <w:r>
-              <w:rPr>
-                <w:rFonts w:ascii="Arial" w:hAnsi="Arial"/>
-                <w:sz w:val="20"/>
-                <w:szCs w:val="20"/>
-              </w:rPr>
-              <w:t>Purchaser</w:t>
-            </w:r>
-            <w:proofErr w:type="gramEnd"/>
-            <w:r>
-              <w:rPr>
-                <w:rFonts w:ascii="Arial" w:hAnsi="Arial"/>
-                <w:sz w:val="20"/>
-                <w:szCs w:val="20"/>
-              </w:rPr>
-              <w:t>_</w:t>
+              <w:t>{Movement_Sheet__c.</w:t>
+            </w:r>
+            <w:r>
+              <w:rPr>
+                <w:rFonts w:ascii="Arial" w:hAnsi="Arial"/>
+                <w:sz w:val="20"/>
+                <w:szCs w:val="20"/>
+              </w:rPr>
+              <w:t>Purchaser_</w:t>
             </w:r>
             <w:proofErr w:type="spellStart"/>
             <w:r>
@@ -1716,7 +1644,6 @@
               <w:t>Purchase_Contract__</w:t>
             </w:r>
             <w:proofErr w:type="spellStart"/>
-            <w:proofErr w:type="gramStart"/>
             <w:r>
               <w:rPr>
                 <w:rFonts w:ascii="Arial" w:hAnsi="Arial"/>
@@ -1734,7 +1661,6 @@
               <w:t>.Name</w:t>
             </w:r>
             <w:proofErr w:type="spellEnd"/>
-            <w:proofErr w:type="gramEnd"/>
             <w:r>
               <w:rPr>
                 <w:rFonts w:ascii="Arial" w:hAnsi="Arial"/>
@@ -1798,7 +1724,6 @@
               <w:t>Sales_Contract__</w:t>
             </w:r>
             <w:proofErr w:type="spellStart"/>
-            <w:proofErr w:type="gramStart"/>
             <w:r>
               <w:rPr>
                 <w:rFonts w:ascii="Arial" w:hAnsi="Arial"/>
@@ -1816,7 +1741,6 @@
               <w:t>.Name</w:t>
             </w:r>
             <w:proofErr w:type="spellEnd"/>
-            <w:proofErr w:type="gramEnd"/>
             <w:r>
               <w:rPr>
                 <w:rFonts w:ascii="Arial" w:hAnsi="Arial"/>
@@ -1886,9 +1810,8 @@
                 <w:szCs w:val="20"/>
                 <w:lang w:val="en-US"/>
               </w:rPr>
-              <w:t>Movement_Sheet__</w:t>
-            </w:r>
-            <w:proofErr w:type="gramStart"/>
+              <w:t>Movement_Sheet__c</w:t>
+            </w:r>
             <w:r>
               <w:rPr>
                 <w:rFonts w:ascii="Arial" w:hAnsi="Arial"/>
@@ -1896,8 +1819,9 @@
                 <w:szCs w:val="20"/>
                 <w:lang w:val="en-US"/>
               </w:rPr>
-              <w:t>c</w:t>
-            </w:r>
+              <w:t>.Tonnage__c</w:t>
+            </w:r>
+            <w:proofErr w:type="spellEnd"/>
             <w:r>
               <w:rPr>
                 <w:rFonts w:ascii="Arial" w:hAnsi="Arial"/>
@@ -1905,26 +1829,6 @@
                 <w:szCs w:val="20"/>
                 <w:lang w:val="en-US"/>
               </w:rPr>
-              <w:t>.Tonnage</w:t>
-            </w:r>
-            <w:proofErr w:type="gramEnd"/>
-            <w:r>
-              <w:rPr>
-                <w:rFonts w:ascii="Arial" w:hAnsi="Arial"/>
-                <w:sz w:val="20"/>
-                <w:szCs w:val="20"/>
-                <w:lang w:val="en-US"/>
-              </w:rPr>
-              <w:t>__c</w:t>
-            </w:r>
-            <w:proofErr w:type="spellEnd"/>
-            <w:r>
-              <w:rPr>
-                <w:rFonts w:ascii="Arial" w:hAnsi="Arial"/>
-                <w:sz w:val="20"/>
-                <w:szCs w:val="20"/>
-                <w:lang w:val="en-US"/>
-              </w:rPr>
               <w:t>}</w:t>
             </w:r>
           </w:p>
@@ -1980,16 +1884,7 @@
                 <w:sz w:val="20"/>
                 <w:szCs w:val="20"/>
               </w:rPr>
-              <w:t>Movement_Sheet__</w:t>
-            </w:r>
-            <w:proofErr w:type="gramStart"/>
-            <w:r>
-              <w:rPr>
-                <w:rFonts w:ascii="Arial" w:hAnsi="Arial"/>
-                <w:sz w:val="20"/>
-                <w:szCs w:val="20"/>
-              </w:rPr>
-              <w:t>c</w:t>
+              <w:t>Movement_Sheet__c</w:t>
             </w:r>
             <w:r>
               <w:rPr>
@@ -2005,16 +1900,7 @@
                 <w:sz w:val="20"/>
                 <w:szCs w:val="20"/>
               </w:rPr>
-              <w:t>Sales</w:t>
-            </w:r>
-            <w:proofErr w:type="gramEnd"/>
-            <w:r>
-              <w:rPr>
-                <w:rFonts w:ascii="Arial" w:hAnsi="Arial"/>
-                <w:sz w:val="20"/>
-                <w:szCs w:val="20"/>
-              </w:rPr>
-              <w:t>_Price__c</w:t>
+              <w:t>Sales_Price__c</w:t>
             </w:r>
             <w:proofErr w:type="spellEnd"/>
             <w:r>
@@ -2083,16 +1969,7 @@
                 <w:sz w:val="20"/>
                 <w:szCs w:val="20"/>
               </w:rPr>
-              <w:t>Movement_Sheet__</w:t>
-            </w:r>
-            <w:proofErr w:type="gramStart"/>
-            <w:r>
-              <w:rPr>
-                <w:rFonts w:ascii="Arial" w:hAnsi="Arial"/>
-                <w:sz w:val="20"/>
-                <w:szCs w:val="20"/>
-              </w:rPr>
-              <w:t>c</w:t>
+              <w:t>Movement_Sheet__c</w:t>
             </w:r>
             <w:r>
               <w:rPr>
@@ -2108,16 +1985,7 @@
                 <w:sz w:val="20"/>
                 <w:szCs w:val="20"/>
               </w:rPr>
-              <w:t>Commodity</w:t>
-            </w:r>
-            <w:proofErr w:type="gramEnd"/>
-            <w:r>
-              <w:rPr>
-                <w:rFonts w:ascii="Arial" w:hAnsi="Arial"/>
-                <w:sz w:val="20"/>
-                <w:szCs w:val="20"/>
-              </w:rPr>
-              <w:t>__c</w:t>
+              <w:t>Commodity__c</w:t>
             </w:r>
             <w:proofErr w:type="spellEnd"/>
             <w:r>
@@ -2181,16 +2049,7 @@
                 <w:sz w:val="20"/>
                 <w:szCs w:val="20"/>
               </w:rPr>
-              <w:t>Movement_Sheet__</w:t>
-            </w:r>
-            <w:proofErr w:type="gramStart"/>
-            <w:r>
-              <w:rPr>
-                <w:rFonts w:ascii="Arial" w:hAnsi="Arial"/>
-                <w:sz w:val="20"/>
-                <w:szCs w:val="20"/>
-              </w:rPr>
-              <w:t>c</w:t>
+              <w:t>Movement_Sheet__c</w:t>
             </w:r>
             <w:r>
               <w:rPr>
@@ -2206,16 +2065,7 @@
                 <w:sz w:val="20"/>
                 <w:szCs w:val="20"/>
               </w:rPr>
-              <w:t>Buyer</w:t>
-            </w:r>
-            <w:proofErr w:type="gramEnd"/>
-            <w:r>
-              <w:rPr>
-                <w:rFonts w:ascii="Arial" w:hAnsi="Arial"/>
-                <w:sz w:val="20"/>
-                <w:szCs w:val="20"/>
-              </w:rPr>
-              <w:t>_Reference__c</w:t>
+              <w:t>Buyer_Reference__c</w:t>
             </w:r>
             <w:proofErr w:type="spellEnd"/>
             <w:r>
@@ -2284,16 +2134,7 @@
                 <w:sz w:val="20"/>
                 <w:szCs w:val="20"/>
               </w:rPr>
-              <w:t>Movement_Sheet__</w:t>
-            </w:r>
-            <w:proofErr w:type="gramStart"/>
-            <w:r>
-              <w:rPr>
-                <w:rFonts w:ascii="Arial" w:hAnsi="Arial"/>
-                <w:sz w:val="20"/>
-                <w:szCs w:val="20"/>
-              </w:rPr>
-              <w:t>c</w:t>
+              <w:t>Movement_Sheet__c</w:t>
             </w:r>
             <w:r>
               <w:rPr>
@@ -2309,16 +2150,7 @@
                 <w:sz w:val="20"/>
                 <w:szCs w:val="20"/>
               </w:rPr>
-              <w:t>Price</w:t>
-            </w:r>
-            <w:proofErr w:type="gramEnd"/>
-            <w:r>
-              <w:rPr>
-                <w:rFonts w:ascii="Arial" w:hAnsi="Arial"/>
-                <w:sz w:val="20"/>
-                <w:szCs w:val="20"/>
-              </w:rPr>
-              <w:t>_Tonne__c</w:t>
+              <w:t>Price_Tonne__c</w:t>
             </w:r>
             <w:proofErr w:type="spellEnd"/>
             <w:r>
@@ -2382,16 +2214,7 @@
                 <w:sz w:val="20"/>
                 <w:szCs w:val="20"/>
               </w:rPr>
-              <w:t>Movement_Sheet__</w:t>
-            </w:r>
-            <w:proofErr w:type="gramStart"/>
-            <w:r>
-              <w:rPr>
-                <w:rFonts w:ascii="Arial" w:hAnsi="Arial"/>
-                <w:sz w:val="20"/>
-                <w:szCs w:val="20"/>
-              </w:rPr>
-              <w:t>c</w:t>
+              <w:t>Movement_Sheet__c</w:t>
             </w:r>
             <w:r>
               <w:rPr>
@@ -2407,16 +2230,7 @@
                 <w:sz w:val="20"/>
                 <w:szCs w:val="20"/>
               </w:rPr>
-              <w:t>Delivery</w:t>
-            </w:r>
-            <w:proofErr w:type="gramEnd"/>
-            <w:r>
-              <w:rPr>
-                <w:rFonts w:ascii="Arial" w:hAnsi="Arial"/>
-                <w:sz w:val="20"/>
-                <w:szCs w:val="20"/>
-              </w:rPr>
-              <w:t>_Address__c</w:t>
+              <w:t>Delivery_Address__c</w:t>
             </w:r>
             <w:proofErr w:type="spellEnd"/>
             <w:r>
@@ -2485,16 +2299,7 @@
                 <w:sz w:val="20"/>
                 <w:szCs w:val="20"/>
               </w:rPr>
-              <w:t>Movement_Sheet__</w:t>
-            </w:r>
-            <w:proofErr w:type="gramStart"/>
-            <w:r>
-              <w:rPr>
-                <w:rFonts w:ascii="Arial" w:hAnsi="Arial"/>
-                <w:sz w:val="20"/>
-                <w:szCs w:val="20"/>
-              </w:rPr>
-              <w:t>c</w:t>
+              <w:t>Movement_Sheet__c</w:t>
             </w:r>
             <w:r>
               <w:rPr>
@@ -2510,16 +2315,7 @@
                 <w:sz w:val="20"/>
                 <w:szCs w:val="20"/>
               </w:rPr>
-              <w:t>Month</w:t>
-            </w:r>
-            <w:proofErr w:type="gramEnd"/>
-            <w:r>
-              <w:rPr>
-                <w:rFonts w:ascii="Arial" w:hAnsi="Arial"/>
-                <w:sz w:val="20"/>
-                <w:szCs w:val="20"/>
-              </w:rPr>
-              <w:t>_of_Movement__c</w:t>
+              <w:t>Month_of_Movement__c</w:t>
             </w:r>
             <w:proofErr w:type="spellEnd"/>
             <w:r>
@@ -2617,16 +2413,7 @@
                 <w:sz w:val="20"/>
                 <w:szCs w:val="20"/>
               </w:rPr>
-              <w:t>Movement_Sheet__</w:t>
-            </w:r>
-            <w:proofErr w:type="gramStart"/>
-            <w:r>
-              <w:rPr>
-                <w:rFonts w:ascii="Arial" w:hAnsi="Arial"/>
-                <w:sz w:val="20"/>
-                <w:szCs w:val="20"/>
-              </w:rPr>
-              <w:t>c</w:t>
+              <w:t>Movement_Sheet__c</w:t>
             </w:r>
             <w:r>
               <w:rPr>
@@ -2642,16 +2429,7 @@
                 <w:sz w:val="20"/>
                 <w:szCs w:val="20"/>
               </w:rPr>
-              <w:t>Position</w:t>
-            </w:r>
-            <w:proofErr w:type="gramEnd"/>
-            <w:r>
-              <w:rPr>
-                <w:rFonts w:ascii="Arial" w:hAnsi="Arial"/>
-                <w:sz w:val="20"/>
-                <w:szCs w:val="20"/>
-              </w:rPr>
-              <w:t>__c</w:t>
+              <w:t>Position__c</w:t>
             </w:r>
             <w:proofErr w:type="spellEnd"/>
             <w:r>
@@ -2715,16 +2493,7 @@
                 <w:sz w:val="20"/>
                 <w:szCs w:val="20"/>
               </w:rPr>
-              <w:t>Movement_Sheet__</w:t>
-            </w:r>
-            <w:proofErr w:type="gramStart"/>
-            <w:r>
-              <w:rPr>
-                <w:rFonts w:ascii="Arial" w:hAnsi="Arial"/>
-                <w:sz w:val="20"/>
-                <w:szCs w:val="20"/>
-              </w:rPr>
-              <w:t>c</w:t>
+              <w:t>Movement_Sheet__c</w:t>
             </w:r>
             <w:r>
               <w:rPr>
@@ -2740,16 +2509,7 @@
                 <w:sz w:val="20"/>
                 <w:szCs w:val="20"/>
               </w:rPr>
-              <w:t>Delivery</w:t>
-            </w:r>
-            <w:proofErr w:type="gramEnd"/>
-            <w:r>
-              <w:rPr>
-                <w:rFonts w:ascii="Arial" w:hAnsi="Arial"/>
-                <w:sz w:val="20"/>
-                <w:szCs w:val="20"/>
-              </w:rPr>
-              <w:t>_Reference__c</w:t>
+              <w:t>Delivery_Reference__c</w:t>
             </w:r>
             <w:proofErr w:type="spellEnd"/>
             <w:r>
@@ -2818,16 +2578,7 @@
                 <w:sz w:val="20"/>
                 <w:szCs w:val="20"/>
               </w:rPr>
-              <w:t>Movement_Sheet__</w:t>
-            </w:r>
-            <w:proofErr w:type="gramStart"/>
-            <w:r>
-              <w:rPr>
-                <w:rFonts w:ascii="Arial" w:hAnsi="Arial"/>
-                <w:sz w:val="20"/>
-                <w:szCs w:val="20"/>
-              </w:rPr>
-              <w:t>c</w:t>
+              <w:t>Movement_Sheet__c</w:t>
             </w:r>
             <w:r>
               <w:rPr>
@@ -2843,16 +2594,7 @@
                 <w:sz w:val="20"/>
                 <w:szCs w:val="20"/>
               </w:rPr>
-              <w:t>Payment</w:t>
-            </w:r>
-            <w:proofErr w:type="gramEnd"/>
-            <w:r>
-              <w:rPr>
-                <w:rFonts w:ascii="Arial" w:hAnsi="Arial"/>
-                <w:sz w:val="20"/>
-                <w:szCs w:val="20"/>
-              </w:rPr>
-              <w:t>_Date__c</w:t>
+              <w:t>Payment_Date__c</w:t>
             </w:r>
             <w:proofErr w:type="spellEnd"/>
             <w:r>
@@ -2916,16 +2658,7 @@
                 <w:sz w:val="20"/>
                 <w:szCs w:val="20"/>
               </w:rPr>
-              <w:t>Movement_Sheet__</w:t>
-            </w:r>
-            <w:proofErr w:type="gramStart"/>
-            <w:r>
-              <w:rPr>
-                <w:rFonts w:ascii="Arial" w:hAnsi="Arial"/>
-                <w:sz w:val="20"/>
-                <w:szCs w:val="20"/>
-              </w:rPr>
-              <w:t>c</w:t>
+              <w:t>Movement_Sheet__c</w:t>
             </w:r>
             <w:r>
               <w:rPr>
@@ -2941,16 +2674,7 @@
                 <w:sz w:val="20"/>
                 <w:szCs w:val="20"/>
               </w:rPr>
-              <w:t>Payment</w:t>
-            </w:r>
-            <w:proofErr w:type="gramEnd"/>
-            <w:r>
-              <w:rPr>
-                <w:rFonts w:ascii="Arial" w:hAnsi="Arial"/>
-                <w:sz w:val="20"/>
-                <w:szCs w:val="20"/>
-              </w:rPr>
-              <w:t>_Terms__c</w:t>
+              <w:t>Payment_Terms__c</w:t>
             </w:r>
             <w:proofErr w:type="spellEnd"/>
             <w:r>
@@ -3733,27 +3457,7 @@
                 <w:szCs w:val="20"/>
                 <w:lang w:val="en-US"/>
               </w:rPr>
-              <w:t>Movement_Sheet__</w:t>
-            </w:r>
-            <w:proofErr w:type="gramStart"/>
-            <w:r>
-              <w:rPr>
-                <w:rFonts w:ascii="Arial" w:hAnsi="Arial"/>
-                <w:sz w:val="20"/>
-                <w:szCs w:val="20"/>
-                <w:lang w:val="en-US"/>
-              </w:rPr>
-              <w:t>c.Weight</w:t>
-            </w:r>
-            <w:proofErr w:type="gramEnd"/>
-            <w:r>
-              <w:rPr>
-                <w:rFonts w:ascii="Arial" w:hAnsi="Arial"/>
-                <w:sz w:val="20"/>
-                <w:szCs w:val="20"/>
-                <w:lang w:val="en-US"/>
-              </w:rPr>
-              <w:t>_Total_To_Date__c</w:t>
+              <w:t>Movement_Sheet__c.Weight_Total_To_Date__c</w:t>
             </w:r>
             <w:proofErr w:type="spellEnd"/>
             <w:r>
@@ -3900,9 +3604,31 @@
                 <w:sz w:val="20"/>
                 <w:szCs w:val="20"/>
               </w:rPr>
+              <w:t>{Haulier__c.Name_1}</w:t>
+            </w:r>
+          </w:p>
+        </w:tc>
+        <w:tc>
+          <w:tcPr>
+            <w:tcW w:w="2091" w:type="dxa"/>
+          </w:tcPr>
+          <w:p>
+            <w:pPr>
+              <w:rPr>
+                <w:rFonts w:ascii="Arial" w:hAnsi="Arial"/>
+                <w:sz w:val="20"/>
+                <w:szCs w:val="20"/>
+              </w:rPr>
+            </w:pPr>
+            <w:r>
+              <w:rPr>
+                <w:rFonts w:ascii="Arial" w:hAnsi="Arial"/>
+                <w:sz w:val="20"/>
+                <w:szCs w:val="20"/>
+              </w:rPr>
               <w:t>{Haulier__</w:t>
             </w:r>
-            <w:proofErr w:type="gramStart"/>
+            <w:proofErr w:type="spellStart"/>
             <w:r>
               <w:rPr>
                 <w:rFonts w:ascii="Arial" w:hAnsi="Arial"/>
@@ -3911,14 +3637,31 @@
               </w:rPr>
               <w:t>c.Name</w:t>
             </w:r>
-            <w:proofErr w:type="gramEnd"/>
-            <w:r>
-              <w:rPr>
-                <w:rFonts w:ascii="Arial" w:hAnsi="Arial"/>
-                <w:sz w:val="20"/>
-                <w:szCs w:val="20"/>
-              </w:rPr>
-              <w:t>_1}</w:t>
+            <w:proofErr w:type="spellEnd"/>
+            <w:r>
+              <w:rPr>
+                <w:rFonts w:ascii="Arial" w:hAnsi="Arial"/>
+                <w:sz w:val="20"/>
+                <w:szCs w:val="20"/>
+              </w:rPr>
+              <w:t>_</w:t>
+            </w:r>
+            <w:r>
+              <w:rPr>
+                <w:rFonts w:ascii="Arial" w:hAnsi="Arial"/>
+                <w:sz w:val="20"/>
+                <w:szCs w:val="20"/>
+                <w:lang w:val="ru-RU"/>
+              </w:rPr>
+              <w:t>2</w:t>
+            </w:r>
+            <w:r>
+              <w:rPr>
+                <w:rFonts w:ascii="Arial" w:hAnsi="Arial"/>
+                <w:sz w:val="20"/>
+                <w:szCs w:val="20"/>
+              </w:rPr>
+              <w:t>}</w:t>
             </w:r>
           </w:p>
         </w:tc>
@@ -3943,7 +3686,6 @@
               <w:t>{Haulier__</w:t>
             </w:r>
             <w:proofErr w:type="spellStart"/>
-            <w:proofErr w:type="gramStart"/>
             <w:r>
               <w:rPr>
                 <w:rFonts w:ascii="Arial" w:hAnsi="Arial"/>
@@ -3953,7 +3695,6 @@
               <w:t>c.Name</w:t>
             </w:r>
             <w:proofErr w:type="spellEnd"/>
-            <w:proofErr w:type="gramEnd"/>
             <w:r>
               <w:rPr>
                 <w:rFonts w:ascii="Arial" w:hAnsi="Arial"/>
@@ -3969,7 +3710,7 @@
                 <w:szCs w:val="20"/>
                 <w:lang w:val="ru-RU"/>
               </w:rPr>
-              <w:t>2</w:t>
+              <w:t>3</w:t>
             </w:r>
             <w:r>
               <w:rPr>
@@ -3983,7 +3724,7 @@
         </w:tc>
         <w:tc>
           <w:tcPr>
-            <w:tcW w:w="2091" w:type="dxa"/>
+            <w:tcW w:w="2092" w:type="dxa"/>
           </w:tcPr>
           <w:p>
             <w:pPr>
@@ -4002,7 +3743,6 @@
               <w:t>{Haulier__</w:t>
             </w:r>
             <w:proofErr w:type="spellStart"/>
-            <w:proofErr w:type="gramStart"/>
             <w:r>
               <w:rPr>
                 <w:rFonts w:ascii="Arial" w:hAnsi="Arial"/>
@@ -4012,66 +3752,6 @@
               <w:t>c.Name</w:t>
             </w:r>
             <w:proofErr w:type="spellEnd"/>
-            <w:proofErr w:type="gramEnd"/>
-            <w:r>
-              <w:rPr>
-                <w:rFonts w:ascii="Arial" w:hAnsi="Arial"/>
-                <w:sz w:val="20"/>
-                <w:szCs w:val="20"/>
-              </w:rPr>
-              <w:t>_</w:t>
-            </w:r>
-            <w:r>
-              <w:rPr>
-                <w:rFonts w:ascii="Arial" w:hAnsi="Arial"/>
-                <w:sz w:val="20"/>
-                <w:szCs w:val="20"/>
-                <w:lang w:val="ru-RU"/>
-              </w:rPr>
-              <w:t>3</w:t>
-            </w:r>
-            <w:r>
-              <w:rPr>
-                <w:rFonts w:ascii="Arial" w:hAnsi="Arial"/>
-                <w:sz w:val="20"/>
-                <w:szCs w:val="20"/>
-              </w:rPr>
-              <w:t>}</w:t>
-            </w:r>
-          </w:p>
-        </w:tc>
-        <w:tc>
-          <w:tcPr>
-            <w:tcW w:w="2092" w:type="dxa"/>
-          </w:tcPr>
-          <w:p>
-            <w:pPr>
-              <w:rPr>
-                <w:rFonts w:ascii="Arial" w:hAnsi="Arial"/>
-                <w:sz w:val="20"/>
-                <w:szCs w:val="20"/>
-              </w:rPr>
-            </w:pPr>
-            <w:r>
-              <w:rPr>
-                <w:rFonts w:ascii="Arial" w:hAnsi="Arial"/>
-                <w:sz w:val="20"/>
-                <w:szCs w:val="20"/>
-              </w:rPr>
-              <w:t>{Haulier__</w:t>
-            </w:r>
-            <w:proofErr w:type="spellStart"/>
-            <w:proofErr w:type="gramStart"/>
-            <w:r>
-              <w:rPr>
-                <w:rFonts w:ascii="Arial" w:hAnsi="Arial"/>
-                <w:sz w:val="20"/>
-                <w:szCs w:val="20"/>
-              </w:rPr>
-              <w:t>c.Name</w:t>
-            </w:r>
-            <w:proofErr w:type="spellEnd"/>
-            <w:proofErr w:type="gramEnd"/>
             <w:r>
               <w:rPr>
                 <w:rFonts w:ascii="Arial" w:hAnsi="Arial"/>
@@ -4150,25 +3830,7 @@
                 <w:sz w:val="20"/>
                 <w:szCs w:val="20"/>
               </w:rPr>
-              <w:t>Movement__</w:t>
-            </w:r>
-            <w:proofErr w:type="gramStart"/>
-            <w:r>
-              <w:rPr>
-                <w:rFonts w:ascii="Arial" w:hAnsi="Arial"/>
-                <w:sz w:val="20"/>
-                <w:szCs w:val="20"/>
-              </w:rPr>
-              <w:t>c.Haulage</w:t>
-            </w:r>
-            <w:proofErr w:type="gramEnd"/>
-            <w:r>
-              <w:rPr>
-                <w:rFonts w:ascii="Arial" w:hAnsi="Arial"/>
-                <w:sz w:val="20"/>
-                <w:szCs w:val="20"/>
-              </w:rPr>
-              <w:t>_Rate__c</w:t>
+              <w:t>Movement__c.Haulage_Rate__c</w:t>
             </w:r>
             <w:proofErr w:type="spellEnd"/>
             <w:r>
@@ -4225,25 +3887,7 @@
                 <w:sz w:val="20"/>
                 <w:szCs w:val="20"/>
               </w:rPr>
-              <w:t>Movement__</w:t>
-            </w:r>
-            <w:proofErr w:type="gramStart"/>
-            <w:r>
-              <w:rPr>
-                <w:rFonts w:ascii="Arial" w:hAnsi="Arial"/>
-                <w:sz w:val="20"/>
-                <w:szCs w:val="20"/>
-              </w:rPr>
-              <w:t>c.Haulage</w:t>
-            </w:r>
-            <w:proofErr w:type="gramEnd"/>
-            <w:r>
-              <w:rPr>
-                <w:rFonts w:ascii="Arial" w:hAnsi="Arial"/>
-                <w:sz w:val="20"/>
-                <w:szCs w:val="20"/>
-              </w:rPr>
-              <w:t>_Rate__c</w:t>
+              <w:t>Movement__c.Haulage_Rate__c</w:t>
             </w:r>
             <w:proofErr w:type="spellEnd"/>
             <w:r>
@@ -4300,25 +3944,7 @@
                 <w:sz w:val="20"/>
                 <w:szCs w:val="20"/>
               </w:rPr>
-              <w:t>Movement__</w:t>
-            </w:r>
-            <w:proofErr w:type="gramStart"/>
-            <w:r>
-              <w:rPr>
-                <w:rFonts w:ascii="Arial" w:hAnsi="Arial"/>
-                <w:sz w:val="20"/>
-                <w:szCs w:val="20"/>
-              </w:rPr>
-              <w:t>c.Haulage</w:t>
-            </w:r>
-            <w:proofErr w:type="gramEnd"/>
-            <w:r>
-              <w:rPr>
-                <w:rFonts w:ascii="Arial" w:hAnsi="Arial"/>
-                <w:sz w:val="20"/>
-                <w:szCs w:val="20"/>
-              </w:rPr>
-              <w:t>_Rate__c</w:t>
+              <w:t>Movement__c.Haulage_Rate__c</w:t>
             </w:r>
             <w:proofErr w:type="spellEnd"/>
             <w:r>
@@ -4375,25 +4001,7 @@
                 <w:sz w:val="20"/>
                 <w:szCs w:val="20"/>
               </w:rPr>
-              <w:t>Movement__</w:t>
-            </w:r>
-            <w:proofErr w:type="gramStart"/>
-            <w:r>
-              <w:rPr>
-                <w:rFonts w:ascii="Arial" w:hAnsi="Arial"/>
-                <w:sz w:val="20"/>
-                <w:szCs w:val="20"/>
-              </w:rPr>
-              <w:t>c.Haulage</w:t>
-            </w:r>
-            <w:proofErr w:type="gramEnd"/>
-            <w:r>
-              <w:rPr>
-                <w:rFonts w:ascii="Arial" w:hAnsi="Arial"/>
-                <w:sz w:val="20"/>
-                <w:szCs w:val="20"/>
-              </w:rPr>
-              <w:t>_Rate__c</w:t>
+              <w:t>Movement__c.Haulage_Rate__c</w:t>
             </w:r>
             <w:proofErr w:type="spellEnd"/>
             <w:r>
@@ -4466,25 +4074,7 @@
                 <w:sz w:val="20"/>
                 <w:szCs w:val="20"/>
               </w:rPr>
-              <w:t>{Movement__</w:t>
-            </w:r>
-            <w:proofErr w:type="gramStart"/>
-            <w:r>
-              <w:rPr>
-                <w:rFonts w:ascii="Arial" w:hAnsi="Arial"/>
-                <w:sz w:val="20"/>
-                <w:szCs w:val="20"/>
-              </w:rPr>
-              <w:t>c.Pi</w:t>
-            </w:r>
-            <w:proofErr w:type="gramEnd"/>
-            <w:r>
-              <w:rPr>
-                <w:rFonts w:ascii="Arial" w:hAnsi="Arial"/>
-                <w:sz w:val="20"/>
-                <w:szCs w:val="20"/>
-              </w:rPr>
-              <w:t>_No__c_1}</w:t>
+              <w:t>{Movement__c.Pi_No__c_1}</w:t>
             </w:r>
           </w:p>
         </w:tc>
@@ -4515,25 +4105,7 @@
                 <w:sz w:val="20"/>
                 <w:szCs w:val="20"/>
               </w:rPr>
-              <w:t>Movement__</w:t>
-            </w:r>
-            <w:proofErr w:type="gramStart"/>
-            <w:r>
-              <w:rPr>
-                <w:rFonts w:ascii="Arial" w:hAnsi="Arial"/>
-                <w:sz w:val="20"/>
-                <w:szCs w:val="20"/>
-              </w:rPr>
-              <w:t>c.Pi</w:t>
-            </w:r>
-            <w:proofErr w:type="gramEnd"/>
-            <w:r>
-              <w:rPr>
-                <w:rFonts w:ascii="Arial" w:hAnsi="Arial"/>
-                <w:sz w:val="20"/>
-                <w:szCs w:val="20"/>
-              </w:rPr>
-              <w:t>_No__c</w:t>
+              <w:t>Movement__c.Pi_No__c</w:t>
             </w:r>
             <w:proofErr w:type="spellEnd"/>
             <w:r>
@@ -4590,25 +4162,7 @@
                 <w:sz w:val="20"/>
                 <w:szCs w:val="20"/>
               </w:rPr>
-              <w:t>Movement__</w:t>
-            </w:r>
-            <w:proofErr w:type="gramStart"/>
-            <w:r>
-              <w:rPr>
-                <w:rFonts w:ascii="Arial" w:hAnsi="Arial"/>
-                <w:sz w:val="20"/>
-                <w:szCs w:val="20"/>
-              </w:rPr>
-              <w:t>c.Pi</w:t>
-            </w:r>
-            <w:proofErr w:type="gramEnd"/>
-            <w:r>
-              <w:rPr>
-                <w:rFonts w:ascii="Arial" w:hAnsi="Arial"/>
-                <w:sz w:val="20"/>
-                <w:szCs w:val="20"/>
-              </w:rPr>
-              <w:t>_No__c</w:t>
+              <w:t>Movement__c.Pi_No__c</w:t>
             </w:r>
             <w:proofErr w:type="spellEnd"/>
             <w:r>
@@ -4665,25 +4219,7 @@
                 <w:sz w:val="20"/>
                 <w:szCs w:val="20"/>
               </w:rPr>
-              <w:t>Movement__</w:t>
-            </w:r>
-            <w:proofErr w:type="gramStart"/>
-            <w:r>
-              <w:rPr>
-                <w:rFonts w:ascii="Arial" w:hAnsi="Arial"/>
-                <w:sz w:val="20"/>
-                <w:szCs w:val="20"/>
-              </w:rPr>
-              <w:t>c.Pi</w:t>
-            </w:r>
-            <w:proofErr w:type="gramEnd"/>
-            <w:r>
-              <w:rPr>
-                <w:rFonts w:ascii="Arial" w:hAnsi="Arial"/>
-                <w:sz w:val="20"/>
-                <w:szCs w:val="20"/>
-              </w:rPr>
-              <w:t>_No__c</w:t>
+              <w:t>Movement__c.Pi_No__c</w:t>
             </w:r>
             <w:proofErr w:type="spellEnd"/>
             <w:r>

--- a/src/templates/template_Movement_Sheet_v2.docx
+++ b/src/templates/template_Movement_Sheet_v2.docx
@@ -81,7 +81,15 @@
                               </w:rPr>
                             </w:pPr>
                             <w:r>
-                              <w:t>{#header_show}{#header_logo_only}</w:t>
+                              <w:t>{#header_</w:t>
+                            </w:r>
+                            <w:proofErr w:type="gramStart"/>
+                            <w:r>
+                              <w:t>show}{</w:t>
+                            </w:r>
+                            <w:proofErr w:type="gramEnd"/>
+                            <w:r>
+                              <w:t>#header_logo_only}</w:t>
                             </w:r>
                             <w:r>
                               <w:t>{</w:t>
@@ -570,7 +578,15 @@
                         </w:rPr>
                       </w:pPr>
                       <w:r>
-                        <w:t>{#header_show}{#header_logo_only}</w:t>
+                        <w:t>{#header_</w:t>
+                      </w:r>
+                      <w:proofErr w:type="gramStart"/>
+                      <w:r>
+                        <w:t>show}{</w:t>
+                      </w:r>
+                      <w:proofErr w:type="gramEnd"/>
+                      <w:r>
+                        <w:t>#header_logo_only}</w:t>
                       </w:r>
                       <w:r>
                         <w:t>{</w:t>
@@ -1088,7 +1104,15 @@
                         <w:txbxContent>
                           <w:p>
                             <w:r>
-                              <w:t>{#header_show}{#header_logo_only}</w:t>
+                              <w:t>{#header_</w:t>
+                            </w:r>
+                            <w:proofErr w:type="gramStart"/>
+                            <w:r>
+                              <w:t>show}{</w:t>
+                            </w:r>
+                            <w:proofErr w:type="gramEnd"/>
+                            <w:r>
+                              <w:t>#header_logo_only}</w:t>
                             </w:r>
                             <w:r>
                               <w:t>{%header_logo}</w:t>
@@ -1150,7 +1174,15 @@
                   <w:txbxContent>
                     <w:p>
                       <w:r>
-                        <w:t>{#header_show}{#header_logo_only}</w:t>
+                        <w:t>{#header_</w:t>
+                      </w:r>
+                      <w:proofErr w:type="gramStart"/>
+                      <w:r>
+                        <w:t>show}{</w:t>
+                      </w:r>
+                      <w:proofErr w:type="gramEnd"/>
+                      <w:r>
+                        <w:t>#header_logo_only}</w:t>
                       </w:r>
                       <w:r>
                         <w:t>{%header_logo}</w:t>
@@ -1264,6 +1296,20 @@
         </w:rPr>
       </w:pPr>
     </w:p>
+    <w:p>
+      <w:pPr>
+        <w:widowControl w:val="0"/>
+        <w:autoSpaceDE w:val="0"/>
+        <w:autoSpaceDN w:val="0"/>
+        <w:adjustRightInd w:val="0"/>
+        <w:rPr>
+          <w:b/>
+          <w:bCs/>
+          <w:sz w:val="32"/>
+          <w:szCs w:val="32"/>
+        </w:rPr>
+      </w:pPr>
+    </w:p>
     <w:tbl>
       <w:tblPr>
         <w:tblW w:w="0" w:type="auto"/>
@@ -1329,6 +1375,7 @@
               <w:t>Movement_Sheet__</w:t>
             </w:r>
             <w:proofErr w:type="spellStart"/>
+            <w:proofErr w:type="gramStart"/>
             <w:r>
               <w:rPr>
                 <w:rFonts w:ascii="Arial" w:hAnsi="Arial"/>
@@ -1348,6 +1395,7 @@
               <w:t>.Name</w:t>
             </w:r>
             <w:proofErr w:type="spellEnd"/>
+            <w:proofErr w:type="gramEnd"/>
             <w:r>
               <w:rPr>
                 <w:rFonts w:ascii="Arial" w:hAnsi="Arial"/>
@@ -1464,8 +1512,9 @@
                 <w:szCs w:val="20"/>
                 <w:lang w:val="en-US"/>
               </w:rPr>
-              <w:t>{Movement_Sheet__c.</w:t>
-            </w:r>
+              <w:t>{Movement_Sheet__</w:t>
+            </w:r>
+            <w:proofErr w:type="gramStart"/>
             <w:r>
               <w:rPr>
                 <w:rFonts w:ascii="Arial" w:hAnsi="Arial"/>
@@ -1473,7 +1522,26 @@
                 <w:szCs w:val="20"/>
                 <w:lang w:val="en-US"/>
               </w:rPr>
-              <w:t>Grower_</w:t>
+              <w:t>c.</w:t>
+            </w:r>
+            <w:r>
+              <w:rPr>
+                <w:rFonts w:ascii="Arial" w:hAnsi="Arial"/>
+                <w:sz w:val="20"/>
+                <w:szCs w:val="20"/>
+                <w:lang w:val="en-US"/>
+              </w:rPr>
+              <w:t>Grower</w:t>
+            </w:r>
+            <w:proofErr w:type="gramEnd"/>
+            <w:r>
+              <w:rPr>
+                <w:rFonts w:ascii="Arial" w:hAnsi="Arial"/>
+                <w:sz w:val="20"/>
+                <w:szCs w:val="20"/>
+                <w:lang w:val="en-US"/>
+              </w:rPr>
+              <w:t>_</w:t>
             </w:r>
             <w:proofErr w:type="spellStart"/>
             <w:r>
@@ -1548,15 +1616,33 @@
                 <w:sz w:val="20"/>
                 <w:szCs w:val="20"/>
               </w:rPr>
-              <w:t>{Movement_Sheet__c.</w:t>
-            </w:r>
-            <w:r>
-              <w:rPr>
-                <w:rFonts w:ascii="Arial" w:hAnsi="Arial"/>
-                <w:sz w:val="20"/>
-                <w:szCs w:val="20"/>
-              </w:rPr>
-              <w:t>Purchaser_</w:t>
+              <w:t>{Movement_Sheet__</w:t>
+            </w:r>
+            <w:proofErr w:type="gramStart"/>
+            <w:r>
+              <w:rPr>
+                <w:rFonts w:ascii="Arial" w:hAnsi="Arial"/>
+                <w:sz w:val="20"/>
+                <w:szCs w:val="20"/>
+              </w:rPr>
+              <w:t>c.</w:t>
+            </w:r>
+            <w:r>
+              <w:rPr>
+                <w:rFonts w:ascii="Arial" w:hAnsi="Arial"/>
+                <w:sz w:val="20"/>
+                <w:szCs w:val="20"/>
+              </w:rPr>
+              <w:t>Purchaser</w:t>
+            </w:r>
+            <w:proofErr w:type="gramEnd"/>
+            <w:r>
+              <w:rPr>
+                <w:rFonts w:ascii="Arial" w:hAnsi="Arial"/>
+                <w:sz w:val="20"/>
+                <w:szCs w:val="20"/>
+              </w:rPr>
+              <w:t>_</w:t>
             </w:r>
             <w:proofErr w:type="spellStart"/>
             <w:r>
@@ -1644,6 +1730,7 @@
               <w:t>Purchase_Contract__</w:t>
             </w:r>
             <w:proofErr w:type="spellStart"/>
+            <w:proofErr w:type="gramStart"/>
             <w:r>
               <w:rPr>
                 <w:rFonts w:ascii="Arial" w:hAnsi="Arial"/>
@@ -1661,6 +1748,7 @@
               <w:t>.Name</w:t>
             </w:r>
             <w:proofErr w:type="spellEnd"/>
+            <w:proofErr w:type="gramEnd"/>
             <w:r>
               <w:rPr>
                 <w:rFonts w:ascii="Arial" w:hAnsi="Arial"/>
@@ -1724,6 +1812,7 @@
               <w:t>Sales_Contract__</w:t>
             </w:r>
             <w:proofErr w:type="spellStart"/>
+            <w:proofErr w:type="gramStart"/>
             <w:r>
               <w:rPr>
                 <w:rFonts w:ascii="Arial" w:hAnsi="Arial"/>
@@ -1741,6 +1830,7 @@
               <w:t>.Name</w:t>
             </w:r>
             <w:proofErr w:type="spellEnd"/>
+            <w:proofErr w:type="gramEnd"/>
             <w:r>
               <w:rPr>
                 <w:rFonts w:ascii="Arial" w:hAnsi="Arial"/>
@@ -1810,8 +1900,9 @@
                 <w:szCs w:val="20"/>
                 <w:lang w:val="en-US"/>
               </w:rPr>
-              <w:t>Movement_Sheet__c</w:t>
-            </w:r>
+              <w:t>Movement_Sheet__</w:t>
+            </w:r>
+            <w:proofErr w:type="gramStart"/>
             <w:r>
               <w:rPr>
                 <w:rFonts w:ascii="Arial" w:hAnsi="Arial"/>
@@ -1819,7 +1910,26 @@
                 <w:szCs w:val="20"/>
                 <w:lang w:val="en-US"/>
               </w:rPr>
-              <w:t>.Tonnage__c</w:t>
+              <w:t>c</w:t>
+            </w:r>
+            <w:r>
+              <w:rPr>
+                <w:rFonts w:ascii="Arial" w:hAnsi="Arial"/>
+                <w:sz w:val="20"/>
+                <w:szCs w:val="20"/>
+                <w:lang w:val="en-US"/>
+              </w:rPr>
+              <w:t>.Tonnage</w:t>
+            </w:r>
+            <w:proofErr w:type="gramEnd"/>
+            <w:r>
+              <w:rPr>
+                <w:rFonts w:ascii="Arial" w:hAnsi="Arial"/>
+                <w:sz w:val="20"/>
+                <w:szCs w:val="20"/>
+                <w:lang w:val="en-US"/>
+              </w:rPr>
+              <w:t>__c</w:t>
             </w:r>
             <w:proofErr w:type="spellEnd"/>
             <w:r>
@@ -1884,7 +1994,16 @@
                 <w:sz w:val="20"/>
                 <w:szCs w:val="20"/>
               </w:rPr>
-              <w:t>Movement_Sheet__c</w:t>
+              <w:t>Movement_Sheet__</w:t>
+            </w:r>
+            <w:proofErr w:type="gramStart"/>
+            <w:r>
+              <w:rPr>
+                <w:rFonts w:ascii="Arial" w:hAnsi="Arial"/>
+                <w:sz w:val="20"/>
+                <w:szCs w:val="20"/>
+              </w:rPr>
+              <w:t>c</w:t>
             </w:r>
             <w:r>
               <w:rPr>
@@ -1900,7 +2019,16 @@
                 <w:sz w:val="20"/>
                 <w:szCs w:val="20"/>
               </w:rPr>
-              <w:t>Sales_Price__c</w:t>
+              <w:t>Sales</w:t>
+            </w:r>
+            <w:proofErr w:type="gramEnd"/>
+            <w:r>
+              <w:rPr>
+                <w:rFonts w:ascii="Arial" w:hAnsi="Arial"/>
+                <w:sz w:val="20"/>
+                <w:szCs w:val="20"/>
+              </w:rPr>
+              <w:t>_Price__c</w:t>
             </w:r>
             <w:proofErr w:type="spellEnd"/>
             <w:r>
@@ -1969,7 +2097,16 @@
                 <w:sz w:val="20"/>
                 <w:szCs w:val="20"/>
               </w:rPr>
-              <w:t>Movement_Sheet__c</w:t>
+              <w:t>Movement_Sheet__</w:t>
+            </w:r>
+            <w:proofErr w:type="gramStart"/>
+            <w:r>
+              <w:rPr>
+                <w:rFonts w:ascii="Arial" w:hAnsi="Arial"/>
+                <w:sz w:val="20"/>
+                <w:szCs w:val="20"/>
+              </w:rPr>
+              <w:t>c</w:t>
             </w:r>
             <w:r>
               <w:rPr>
@@ -1985,7 +2122,16 @@
                 <w:sz w:val="20"/>
                 <w:szCs w:val="20"/>
               </w:rPr>
-              <w:t>Commodity__c</w:t>
+              <w:t>Commodity</w:t>
+            </w:r>
+            <w:proofErr w:type="gramEnd"/>
+            <w:r>
+              <w:rPr>
+                <w:rFonts w:ascii="Arial" w:hAnsi="Arial"/>
+                <w:sz w:val="20"/>
+                <w:szCs w:val="20"/>
+              </w:rPr>
+              <w:t>__c</w:t>
             </w:r>
             <w:proofErr w:type="spellEnd"/>
             <w:r>
@@ -2049,7 +2195,16 @@
                 <w:sz w:val="20"/>
                 <w:szCs w:val="20"/>
               </w:rPr>
-              <w:t>Movement_Sheet__c</w:t>
+              <w:t>Movement_Sheet__</w:t>
+            </w:r>
+            <w:proofErr w:type="gramStart"/>
+            <w:r>
+              <w:rPr>
+                <w:rFonts w:ascii="Arial" w:hAnsi="Arial"/>
+                <w:sz w:val="20"/>
+                <w:szCs w:val="20"/>
+              </w:rPr>
+              <w:t>c</w:t>
             </w:r>
             <w:r>
               <w:rPr>
@@ -2065,7 +2220,16 @@
                 <w:sz w:val="20"/>
                 <w:szCs w:val="20"/>
               </w:rPr>
-              <w:t>Buyer_Reference__c</w:t>
+              <w:t>Buyer</w:t>
+            </w:r>
+            <w:proofErr w:type="gramEnd"/>
+            <w:r>
+              <w:rPr>
+                <w:rFonts w:ascii="Arial" w:hAnsi="Arial"/>
+                <w:sz w:val="20"/>
+                <w:szCs w:val="20"/>
+              </w:rPr>
+              <w:t>_Reference__c</w:t>
             </w:r>
             <w:proofErr w:type="spellEnd"/>
             <w:r>
@@ -2134,7 +2298,16 @@
                 <w:sz w:val="20"/>
                 <w:szCs w:val="20"/>
               </w:rPr>
-              <w:t>Movement_Sheet__c</w:t>
+              <w:t>Movement_Sheet__</w:t>
+            </w:r>
+            <w:proofErr w:type="gramStart"/>
+            <w:r>
+              <w:rPr>
+                <w:rFonts w:ascii="Arial" w:hAnsi="Arial"/>
+                <w:sz w:val="20"/>
+                <w:szCs w:val="20"/>
+              </w:rPr>
+              <w:t>c</w:t>
             </w:r>
             <w:r>
               <w:rPr>
@@ -2150,7 +2323,16 @@
                 <w:sz w:val="20"/>
                 <w:szCs w:val="20"/>
               </w:rPr>
-              <w:t>Price_Tonne__c</w:t>
+              <w:t>Price</w:t>
+            </w:r>
+            <w:proofErr w:type="gramEnd"/>
+            <w:r>
+              <w:rPr>
+                <w:rFonts w:ascii="Arial" w:hAnsi="Arial"/>
+                <w:sz w:val="20"/>
+                <w:szCs w:val="20"/>
+              </w:rPr>
+              <w:t>_Tonne__c</w:t>
             </w:r>
             <w:proofErr w:type="spellEnd"/>
             <w:r>
@@ -2214,7 +2396,16 @@
                 <w:sz w:val="20"/>
                 <w:szCs w:val="20"/>
               </w:rPr>
-              <w:t>Movement_Sheet__c</w:t>
+              <w:t>Movement_Sheet__</w:t>
+            </w:r>
+            <w:proofErr w:type="gramStart"/>
+            <w:r>
+              <w:rPr>
+                <w:rFonts w:ascii="Arial" w:hAnsi="Arial"/>
+                <w:sz w:val="20"/>
+                <w:szCs w:val="20"/>
+              </w:rPr>
+              <w:t>c</w:t>
             </w:r>
             <w:r>
               <w:rPr>
@@ -2230,7 +2421,16 @@
                 <w:sz w:val="20"/>
                 <w:szCs w:val="20"/>
               </w:rPr>
-              <w:t>Delivery_Address__c</w:t>
+              <w:t>Delivery</w:t>
+            </w:r>
+            <w:proofErr w:type="gramEnd"/>
+            <w:r>
+              <w:rPr>
+                <w:rFonts w:ascii="Arial" w:hAnsi="Arial"/>
+                <w:sz w:val="20"/>
+                <w:szCs w:val="20"/>
+              </w:rPr>
+              <w:t>_Address__c</w:t>
             </w:r>
             <w:proofErr w:type="spellEnd"/>
             <w:r>
@@ -2299,7 +2499,16 @@
                 <w:sz w:val="20"/>
                 <w:szCs w:val="20"/>
               </w:rPr>
-              <w:t>Movement_Sheet__c</w:t>
+              <w:t>Movement_Sheet__</w:t>
+            </w:r>
+            <w:proofErr w:type="gramStart"/>
+            <w:r>
+              <w:rPr>
+                <w:rFonts w:ascii="Arial" w:hAnsi="Arial"/>
+                <w:sz w:val="20"/>
+                <w:szCs w:val="20"/>
+              </w:rPr>
+              <w:t>c</w:t>
             </w:r>
             <w:r>
               <w:rPr>
@@ -2315,7 +2524,16 @@
                 <w:sz w:val="20"/>
                 <w:szCs w:val="20"/>
               </w:rPr>
-              <w:t>Month_of_Movement__c</w:t>
+              <w:t>Month</w:t>
+            </w:r>
+            <w:proofErr w:type="gramEnd"/>
+            <w:r>
+              <w:rPr>
+                <w:rFonts w:ascii="Arial" w:hAnsi="Arial"/>
+                <w:sz w:val="20"/>
+                <w:szCs w:val="20"/>
+              </w:rPr>
+              <w:t>_of_Movement__c</w:t>
             </w:r>
             <w:proofErr w:type="spellEnd"/>
             <w:r>
@@ -2413,7 +2631,16 @@
                 <w:sz w:val="20"/>
                 <w:szCs w:val="20"/>
               </w:rPr>
-              <w:t>Movement_Sheet__c</w:t>
+              <w:t>Movement_Sheet__</w:t>
+            </w:r>
+            <w:proofErr w:type="gramStart"/>
+            <w:r>
+              <w:rPr>
+                <w:rFonts w:ascii="Arial" w:hAnsi="Arial"/>
+                <w:sz w:val="20"/>
+                <w:szCs w:val="20"/>
+              </w:rPr>
+              <w:t>c</w:t>
             </w:r>
             <w:r>
               <w:rPr>
@@ -2429,7 +2656,16 @@
                 <w:sz w:val="20"/>
                 <w:szCs w:val="20"/>
               </w:rPr>
-              <w:t>Position__c</w:t>
+              <w:t>Position</w:t>
+            </w:r>
+            <w:proofErr w:type="gramEnd"/>
+            <w:r>
+              <w:rPr>
+                <w:rFonts w:ascii="Arial" w:hAnsi="Arial"/>
+                <w:sz w:val="20"/>
+                <w:szCs w:val="20"/>
+              </w:rPr>
+              <w:t>__c</w:t>
             </w:r>
             <w:proofErr w:type="spellEnd"/>
             <w:r>
@@ -2493,7 +2729,16 @@
                 <w:sz w:val="20"/>
                 <w:szCs w:val="20"/>
               </w:rPr>
-              <w:t>Movement_Sheet__c</w:t>
+              <w:t>Movement_Sheet__</w:t>
+            </w:r>
+            <w:proofErr w:type="gramStart"/>
+            <w:r>
+              <w:rPr>
+                <w:rFonts w:ascii="Arial" w:hAnsi="Arial"/>
+                <w:sz w:val="20"/>
+                <w:szCs w:val="20"/>
+              </w:rPr>
+              <w:t>c</w:t>
             </w:r>
             <w:r>
               <w:rPr>
@@ -2509,7 +2754,16 @@
                 <w:sz w:val="20"/>
                 <w:szCs w:val="20"/>
               </w:rPr>
-              <w:t>Delivery_Reference__c</w:t>
+              <w:t>Delivery</w:t>
+            </w:r>
+            <w:proofErr w:type="gramEnd"/>
+            <w:r>
+              <w:rPr>
+                <w:rFonts w:ascii="Arial" w:hAnsi="Arial"/>
+                <w:sz w:val="20"/>
+                <w:szCs w:val="20"/>
+              </w:rPr>
+              <w:t>_Reference__c</w:t>
             </w:r>
             <w:proofErr w:type="spellEnd"/>
             <w:r>
@@ -2578,7 +2832,16 @@
                 <w:sz w:val="20"/>
                 <w:szCs w:val="20"/>
               </w:rPr>
-              <w:t>Movement_Sheet__c</w:t>
+              <w:t>Movement_Sheet__</w:t>
+            </w:r>
+            <w:proofErr w:type="gramStart"/>
+            <w:r>
+              <w:rPr>
+                <w:rFonts w:ascii="Arial" w:hAnsi="Arial"/>
+                <w:sz w:val="20"/>
+                <w:szCs w:val="20"/>
+              </w:rPr>
+              <w:t>c</w:t>
             </w:r>
             <w:r>
               <w:rPr>
@@ -2594,7 +2857,16 @@
                 <w:sz w:val="20"/>
                 <w:szCs w:val="20"/>
               </w:rPr>
-              <w:t>Payment_Date__c</w:t>
+              <w:t>Payment</w:t>
+            </w:r>
+            <w:proofErr w:type="gramEnd"/>
+            <w:r>
+              <w:rPr>
+                <w:rFonts w:ascii="Arial" w:hAnsi="Arial"/>
+                <w:sz w:val="20"/>
+                <w:szCs w:val="20"/>
+              </w:rPr>
+              <w:t>_Date__c</w:t>
             </w:r>
             <w:proofErr w:type="spellEnd"/>
             <w:r>
@@ -2658,7 +2930,16 @@
                 <w:sz w:val="20"/>
                 <w:szCs w:val="20"/>
               </w:rPr>
-              <w:t>Movement_Sheet__c</w:t>
+              <w:t>Movement_Sheet__</w:t>
+            </w:r>
+            <w:proofErr w:type="gramStart"/>
+            <w:r>
+              <w:rPr>
+                <w:rFonts w:ascii="Arial" w:hAnsi="Arial"/>
+                <w:sz w:val="20"/>
+                <w:szCs w:val="20"/>
+              </w:rPr>
+              <w:t>c</w:t>
             </w:r>
             <w:r>
               <w:rPr>
@@ -2674,7 +2955,16 @@
                 <w:sz w:val="20"/>
                 <w:szCs w:val="20"/>
               </w:rPr>
-              <w:t>Payment_Terms__c</w:t>
+              <w:t>Payment</w:t>
+            </w:r>
+            <w:proofErr w:type="gramEnd"/>
+            <w:r>
+              <w:rPr>
+                <w:rFonts w:ascii="Arial" w:hAnsi="Arial"/>
+                <w:sz w:val="20"/>
+                <w:szCs w:val="20"/>
+              </w:rPr>
+              <w:t>_Terms__c</w:t>
             </w:r>
             <w:proofErr w:type="spellEnd"/>
             <w:r>
@@ -3417,11 +3707,15 @@
           <w:p>
             <w:pPr>
               <w:rPr>
+                <w:rFonts w:ascii="Arial" w:hAnsi="Arial" w:cs="Arial"/>
                 <w:lang w:val="en-US"/>
               </w:rPr>
             </w:pPr>
             <w:r>
               <w:rPr>
+                <w:rFonts w:ascii="Arial" w:hAnsi="Arial" w:cs="Arial"/>
+                <w:sz w:val="20"/>
+                <w:szCs w:val="20"/>
                 <w:lang w:val="en-US"/>
               </w:rPr>
               <w:t>Total</w:t>
@@ -3457,7 +3751,27 @@
                 <w:szCs w:val="20"/>
                 <w:lang w:val="en-US"/>
               </w:rPr>
-              <w:t>Movement_Sheet__c.Weight_Total_To_Date__c</w:t>
+              <w:t>Movement_Sheet__</w:t>
+            </w:r>
+            <w:proofErr w:type="gramStart"/>
+            <w:r>
+              <w:rPr>
+                <w:rFonts w:ascii="Arial" w:hAnsi="Arial"/>
+                <w:sz w:val="20"/>
+                <w:szCs w:val="20"/>
+                <w:lang w:val="en-US"/>
+              </w:rPr>
+              <w:t>c.Weight</w:t>
+            </w:r>
+            <w:proofErr w:type="gramEnd"/>
+            <w:r>
+              <w:rPr>
+                <w:rFonts w:ascii="Arial" w:hAnsi="Arial"/>
+                <w:sz w:val="20"/>
+                <w:szCs w:val="20"/>
+                <w:lang w:val="en-US"/>
+              </w:rPr>
+              <w:t>_Total_To_Date__c</w:t>
             </w:r>
             <w:proofErr w:type="spellEnd"/>
             <w:r>
@@ -3516,7 +3830,7 @@
           <w:rFonts w:ascii="Arial" w:hAnsi="Arial"/>
           <w:sz w:val="20"/>
           <w:szCs w:val="20"/>
-          <w:lang w:val="ru-RU"/>
+          <w:lang w:val="en-US"/>
         </w:rPr>
       </w:pPr>
       <w:r>
@@ -3527,16 +3841,6 @@
         </w:rPr>
         <w:t>…</w:t>
       </w:r>
-    </w:p>
-    <w:p>
-      <w:pPr>
-        <w:rPr>
-          <w:rFonts w:ascii="Arial" w:hAnsi="Arial"/>
-          <w:sz w:val="20"/>
-          <w:szCs w:val="20"/>
-          <w:lang w:val="ru-RU"/>
-        </w:rPr>
-      </w:pPr>
     </w:p>
     <w:tbl>
       <w:tblPr>
@@ -3604,7 +3908,25 @@
                 <w:sz w:val="20"/>
                 <w:szCs w:val="20"/>
               </w:rPr>
-              <w:t>{Haulier__c.Name_1}</w:t>
+              <w:t>{Haulier__</w:t>
+            </w:r>
+            <w:proofErr w:type="gramStart"/>
+            <w:r>
+              <w:rPr>
+                <w:rFonts w:ascii="Arial" w:hAnsi="Arial"/>
+                <w:sz w:val="20"/>
+                <w:szCs w:val="20"/>
+              </w:rPr>
+              <w:t>c.Name</w:t>
+            </w:r>
+            <w:proofErr w:type="gramEnd"/>
+            <w:r>
+              <w:rPr>
+                <w:rFonts w:ascii="Arial" w:hAnsi="Arial"/>
+                <w:sz w:val="20"/>
+                <w:szCs w:val="20"/>
+              </w:rPr>
+              <w:t>_1}</w:t>
             </w:r>
           </w:p>
         </w:tc>
@@ -3629,6 +3951,7 @@
               <w:t>{Haulier__</w:t>
             </w:r>
             <w:proofErr w:type="spellStart"/>
+            <w:proofErr w:type="gramStart"/>
             <w:r>
               <w:rPr>
                 <w:rFonts w:ascii="Arial" w:hAnsi="Arial"/>
@@ -3638,6 +3961,7 @@
               <w:t>c.Name</w:t>
             </w:r>
             <w:proofErr w:type="spellEnd"/>
+            <w:proofErr w:type="gramEnd"/>
             <w:r>
               <w:rPr>
                 <w:rFonts w:ascii="Arial" w:hAnsi="Arial"/>
@@ -3686,6 +4010,7 @@
               <w:t>{Haulier__</w:t>
             </w:r>
             <w:proofErr w:type="spellStart"/>
+            <w:proofErr w:type="gramStart"/>
             <w:r>
               <w:rPr>
                 <w:rFonts w:ascii="Arial" w:hAnsi="Arial"/>
@@ -3695,6 +4020,7 @@
               <w:t>c.Name</w:t>
             </w:r>
             <w:proofErr w:type="spellEnd"/>
+            <w:proofErr w:type="gramEnd"/>
             <w:r>
               <w:rPr>
                 <w:rFonts w:ascii="Arial" w:hAnsi="Arial"/>
@@ -3743,6 +4069,7 @@
               <w:t>{Haulier__</w:t>
             </w:r>
             <w:proofErr w:type="spellStart"/>
+            <w:proofErr w:type="gramStart"/>
             <w:r>
               <w:rPr>
                 <w:rFonts w:ascii="Arial" w:hAnsi="Arial"/>
@@ -3752,6 +4079,7 @@
               <w:t>c.Name</w:t>
             </w:r>
             <w:proofErr w:type="spellEnd"/>
+            <w:proofErr w:type="gramEnd"/>
             <w:r>
               <w:rPr>
                 <w:rFonts w:ascii="Arial" w:hAnsi="Arial"/>
@@ -3830,7 +4158,25 @@
                 <w:sz w:val="20"/>
                 <w:szCs w:val="20"/>
               </w:rPr>
-              <w:t>Movement__c.Haulage_Rate__c</w:t>
+              <w:t>Movement__</w:t>
+            </w:r>
+            <w:proofErr w:type="gramStart"/>
+            <w:r>
+              <w:rPr>
+                <w:rFonts w:ascii="Arial" w:hAnsi="Arial"/>
+                <w:sz w:val="20"/>
+                <w:szCs w:val="20"/>
+              </w:rPr>
+              <w:t>c.Haulage</w:t>
+            </w:r>
+            <w:proofErr w:type="gramEnd"/>
+            <w:r>
+              <w:rPr>
+                <w:rFonts w:ascii="Arial" w:hAnsi="Arial"/>
+                <w:sz w:val="20"/>
+                <w:szCs w:val="20"/>
+              </w:rPr>
+              <w:t>_Rate__c</w:t>
             </w:r>
             <w:proofErr w:type="spellEnd"/>
             <w:r>
@@ -3887,7 +4233,25 @@
                 <w:sz w:val="20"/>
                 <w:szCs w:val="20"/>
               </w:rPr>
-              <w:t>Movement__c.Haulage_Rate__c</w:t>
+              <w:t>Movement__</w:t>
+            </w:r>
+            <w:proofErr w:type="gramStart"/>
+            <w:r>
+              <w:rPr>
+                <w:rFonts w:ascii="Arial" w:hAnsi="Arial"/>
+                <w:sz w:val="20"/>
+                <w:szCs w:val="20"/>
+              </w:rPr>
+              <w:t>c.Haulage</w:t>
+            </w:r>
+            <w:proofErr w:type="gramEnd"/>
+            <w:r>
+              <w:rPr>
+                <w:rFonts w:ascii="Arial" w:hAnsi="Arial"/>
+                <w:sz w:val="20"/>
+                <w:szCs w:val="20"/>
+              </w:rPr>
+              <w:t>_Rate__c</w:t>
             </w:r>
             <w:proofErr w:type="spellEnd"/>
             <w:r>
@@ -3944,7 +4308,25 @@
                 <w:sz w:val="20"/>
                 <w:szCs w:val="20"/>
               </w:rPr>
-              <w:t>Movement__c.Haulage_Rate__c</w:t>
+              <w:t>Movement__</w:t>
+            </w:r>
+            <w:proofErr w:type="gramStart"/>
+            <w:r>
+              <w:rPr>
+                <w:rFonts w:ascii="Arial" w:hAnsi="Arial"/>
+                <w:sz w:val="20"/>
+                <w:szCs w:val="20"/>
+              </w:rPr>
+              <w:t>c.Haulage</w:t>
+            </w:r>
+            <w:proofErr w:type="gramEnd"/>
+            <w:r>
+              <w:rPr>
+                <w:rFonts w:ascii="Arial" w:hAnsi="Arial"/>
+                <w:sz w:val="20"/>
+                <w:szCs w:val="20"/>
+              </w:rPr>
+              <w:t>_Rate__c</w:t>
             </w:r>
             <w:proofErr w:type="spellEnd"/>
             <w:r>
@@ -4001,7 +4383,25 @@
                 <w:sz w:val="20"/>
                 <w:szCs w:val="20"/>
               </w:rPr>
-              <w:t>Movement__c.Haulage_Rate__c</w:t>
+              <w:t>Movement__</w:t>
+            </w:r>
+            <w:proofErr w:type="gramStart"/>
+            <w:r>
+              <w:rPr>
+                <w:rFonts w:ascii="Arial" w:hAnsi="Arial"/>
+                <w:sz w:val="20"/>
+                <w:szCs w:val="20"/>
+              </w:rPr>
+              <w:t>c.Haulage</w:t>
+            </w:r>
+            <w:proofErr w:type="gramEnd"/>
+            <w:r>
+              <w:rPr>
+                <w:rFonts w:ascii="Arial" w:hAnsi="Arial"/>
+                <w:sz w:val="20"/>
+                <w:szCs w:val="20"/>
+              </w:rPr>
+              <w:t>_Rate__c</w:t>
             </w:r>
             <w:proofErr w:type="spellEnd"/>
             <w:r>
@@ -4074,7 +4474,25 @@
                 <w:sz w:val="20"/>
                 <w:szCs w:val="20"/>
               </w:rPr>
-              <w:t>{Movement__c.Pi_No__c_1}</w:t>
+              <w:t>{Movement__</w:t>
+            </w:r>
+            <w:proofErr w:type="gramStart"/>
+            <w:r>
+              <w:rPr>
+                <w:rFonts w:ascii="Arial" w:hAnsi="Arial"/>
+                <w:sz w:val="20"/>
+                <w:szCs w:val="20"/>
+              </w:rPr>
+              <w:t>c.Pi</w:t>
+            </w:r>
+            <w:proofErr w:type="gramEnd"/>
+            <w:r>
+              <w:rPr>
+                <w:rFonts w:ascii="Arial" w:hAnsi="Arial"/>
+                <w:sz w:val="20"/>
+                <w:szCs w:val="20"/>
+              </w:rPr>
+              <w:t>_No__c_1}</w:t>
             </w:r>
           </w:p>
         </w:tc>
@@ -4105,7 +4523,25 @@
                 <w:sz w:val="20"/>
                 <w:szCs w:val="20"/>
               </w:rPr>
-              <w:t>Movement__c.Pi_No__c</w:t>
+              <w:t>Movement__</w:t>
+            </w:r>
+            <w:proofErr w:type="gramStart"/>
+            <w:r>
+              <w:rPr>
+                <w:rFonts w:ascii="Arial" w:hAnsi="Arial"/>
+                <w:sz w:val="20"/>
+                <w:szCs w:val="20"/>
+              </w:rPr>
+              <w:t>c.Pi</w:t>
+            </w:r>
+            <w:proofErr w:type="gramEnd"/>
+            <w:r>
+              <w:rPr>
+                <w:rFonts w:ascii="Arial" w:hAnsi="Arial"/>
+                <w:sz w:val="20"/>
+                <w:szCs w:val="20"/>
+              </w:rPr>
+              <w:t>_No__c</w:t>
             </w:r>
             <w:proofErr w:type="spellEnd"/>
             <w:r>
@@ -4162,7 +4598,25 @@
                 <w:sz w:val="20"/>
                 <w:szCs w:val="20"/>
               </w:rPr>
-              <w:t>Movement__c.Pi_No__c</w:t>
+              <w:t>Movement__</w:t>
+            </w:r>
+            <w:proofErr w:type="gramStart"/>
+            <w:r>
+              <w:rPr>
+                <w:rFonts w:ascii="Arial" w:hAnsi="Arial"/>
+                <w:sz w:val="20"/>
+                <w:szCs w:val="20"/>
+              </w:rPr>
+              <w:t>c.Pi</w:t>
+            </w:r>
+            <w:proofErr w:type="gramEnd"/>
+            <w:r>
+              <w:rPr>
+                <w:rFonts w:ascii="Arial" w:hAnsi="Arial"/>
+                <w:sz w:val="20"/>
+                <w:szCs w:val="20"/>
+              </w:rPr>
+              <w:t>_No__c</w:t>
             </w:r>
             <w:proofErr w:type="spellEnd"/>
             <w:r>
@@ -4219,7 +4673,25 @@
                 <w:sz w:val="20"/>
                 <w:szCs w:val="20"/>
               </w:rPr>
-              <w:t>Movement__c.Pi_No__c</w:t>
+              <w:t>Movement__</w:t>
+            </w:r>
+            <w:proofErr w:type="gramStart"/>
+            <w:r>
+              <w:rPr>
+                <w:rFonts w:ascii="Arial" w:hAnsi="Arial"/>
+                <w:sz w:val="20"/>
+                <w:szCs w:val="20"/>
+              </w:rPr>
+              <w:t>c.Pi</w:t>
+            </w:r>
+            <w:proofErr w:type="gramEnd"/>
+            <w:r>
+              <w:rPr>
+                <w:rFonts w:ascii="Arial" w:hAnsi="Arial"/>
+                <w:sz w:val="20"/>
+                <w:szCs w:val="20"/>
+              </w:rPr>
+              <w:t>_No__c</w:t>
             </w:r>
             <w:proofErr w:type="spellEnd"/>
             <w:r>
